--- a/Etat de l'art/Recheches/TypeInputEtUsecase2D .docx
+++ b/Etat de l'art/Recheches/TypeInputEtUsecase2D .docx
@@ -302,17 +302,17 @@
                 <w:lang w:val="fr-FR" w:eastAsia="es-AR"/>
                 <w14:ligatures w14:val="none"/>
               </w:rPr>
-              <w:t>- Reconnaissance de murs/portes/fenêtres</w:t>
+              <w:t xml:space="preserve">- </w:t>
             </w:r>
             <w:r>
               <w:rPr>
                 <w:rFonts w:ascii="Times New Roman" w:eastAsia="Times New Roman" w:hAnsi="Times New Roman" w:cs="Times New Roman"/>
                 <w:kern w:val="0"/>
+                <w:highlight w:val="yellow"/>
                 <w:lang w:val="fr-FR" w:eastAsia="es-AR"/>
                 <w14:ligatures w14:val="none"/>
               </w:rPr>
-              <w:br/>
-              <w:t>- Vectorisation automatique (CAD/BIM)</w:t>
+              <w:t>Reconnaissance de murs/portes/fenêtres</w:t>
             </w:r>
             <w:r>
               <w:rPr>
@@ -322,7 +322,55 @@
                 <w14:ligatures w14:val="none"/>
               </w:rPr>
               <w:br/>
-              <w:t>- Reconstruction 3D à partir de 2D</w:t>
+              <w:t xml:space="preserve">- </w:t>
+            </w:r>
+            <w:r>
+              <w:rPr>
+                <w:rFonts w:ascii="Times New Roman" w:eastAsia="Times New Roman" w:hAnsi="Times New Roman" w:cs="Times New Roman"/>
+                <w:kern w:val="0"/>
+                <w:highlight w:val="yellow"/>
+                <w:lang w:val="fr-FR" w:eastAsia="es-AR"/>
+                <w14:ligatures w14:val="none"/>
+              </w:rPr>
+              <w:t>Vectorisation automatique</w:t>
+            </w:r>
+            <w:r>
+              <w:rPr>
+                <w:rFonts w:ascii="Times New Roman" w:eastAsia="Times New Roman" w:hAnsi="Times New Roman" w:cs="Times New Roman"/>
+                <w:kern w:val="0"/>
+                <w:lang w:val="fr-FR" w:eastAsia="es-AR"/>
+                <w14:ligatures w14:val="none"/>
+              </w:rPr>
+              <w:t xml:space="preserve"> (CAD/BIM)</w:t>
+            </w:r>
+            <w:r>
+              <w:rPr>
+                <w:rFonts w:ascii="Times New Roman" w:eastAsia="Times New Roman" w:hAnsi="Times New Roman" w:cs="Times New Roman"/>
+                <w:kern w:val="0"/>
+                <w:lang w:val="fr-FR" w:eastAsia="es-AR"/>
+                <w14:ligatures w14:val="none"/>
+              </w:rPr>
+              <w:br/>
+              <w:t xml:space="preserve">- </w:t>
+            </w:r>
+            <w:r>
+              <w:rPr>
+                <w:rFonts w:ascii="Times New Roman" w:eastAsia="Times New Roman" w:hAnsi="Times New Roman" w:cs="Times New Roman"/>
+                <w:kern w:val="0"/>
+                <w:highlight w:val="yellow"/>
+                <w:lang w:val="fr-FR" w:eastAsia="es-AR"/>
+                <w14:ligatures w14:val="none"/>
+              </w:rPr>
+              <w:t>Reconstruction 3D</w:t>
+            </w:r>
+            <w:r>
+              <w:rPr>
+                <w:rFonts w:ascii="Times New Roman" w:eastAsia="Times New Roman" w:hAnsi="Times New Roman" w:cs="Times New Roman"/>
+                <w:kern w:val="0"/>
+                <w:lang w:val="fr-FR" w:eastAsia="es-AR"/>
+                <w14:ligatures w14:val="none"/>
+              </w:rPr>
+              <w:t xml:space="preserve"> à partir de 2D</w:t>
             </w:r>
           </w:p>
         </w:tc>
@@ -962,250 +1010,149 @@
     </w:p>
     <w:p>
       <w:pPr>
-        <w:pStyle w:val="Titre3"/>
-      </w:pPr>
-      <w:r>
-        <w:t>Multi-</w:t>
+        <w:pStyle w:val="Titre1"/>
+        <w:rPr>
+          <w:lang w:val="en-US"/>
+        </w:rPr>
+      </w:pPr>
+      <w:r>
+        <w:rPr>
+          <w:lang w:val="en-US"/>
+        </w:rPr>
+        <w:t>Multi-Unit Floor Plan Recognition and Reconstruction Using Improved Semantic Segmentation of Raster-Wise Floor Plans:</w:t>
+      </w:r>
+    </w:p>
+    <w:p>
+      <w:pPr>
+        <w:rPr>
+          <w:lang w:val="fr-FR"/>
+        </w:rPr>
+      </w:pPr>
+      <w:r>
+        <w:rPr>
+          <w:lang w:val="fr-FR"/>
+        </w:rPr>
+        <w:t xml:space="preserve">Dans </w:t>
+      </w:r>
+      <w:r>
+        <w:rPr>
+          <w:lang w:val="fr-FR"/>
+        </w:rPr>
+        <w:t>cet article</w:t>
+      </w:r>
+      <w:r>
+        <w:rPr>
+          <w:lang w:val="fr-FR"/>
+        </w:rPr>
+        <w:t xml:space="preserve"> le model s’appuie sur des plans 2D d’étages pour </w:t>
+      </w:r>
+      <w:r>
+        <w:rPr>
+          <w:lang w:val="fr-FR"/>
+        </w:rPr>
+        <w:t>générer</w:t>
+      </w:r>
+      <w:r>
+        <w:rPr>
+          <w:lang w:val="fr-FR"/>
+        </w:rPr>
+        <w:t xml:space="preserve"> un </w:t>
+      </w:r>
+      <w:r>
+        <w:rPr>
+          <w:lang w:val="fr-FR"/>
+        </w:rPr>
+        <w:t>jumeau numérique</w:t>
+      </w:r>
+      <w:r>
+        <w:rPr>
+          <w:lang w:val="fr-FR"/>
+        </w:rPr>
+        <w:t xml:space="preserve">. A l’aide de CNN il classe chaque pixel dans le plan par </w:t>
       </w:r>
       <w:proofErr w:type="spellStart"/>
       <w:r>
-        <w:t>Unit</w:t>
+        <w:rPr>
+          <w:lang w:val="fr-FR"/>
+        </w:rPr>
+        <w:t>categorie</w:t>
       </w:r>
       <w:proofErr w:type="spellEnd"/>
       <w:r>
+        <w:rPr>
+          <w:lang w:val="fr-FR"/>
+        </w:rPr>
+        <w:t xml:space="preserve"> comme les murs les </w:t>
+      </w:r>
+      <w:r>
+        <w:rPr>
+          <w:lang w:val="fr-FR"/>
+        </w:rPr>
+        <w:t>fenêtres</w:t>
+      </w:r>
+      <w:r>
+        <w:rPr>
+          <w:lang w:val="fr-FR"/>
+        </w:rPr>
         <w:t xml:space="preserve"> </w:t>
       </w:r>
       <w:proofErr w:type="spellStart"/>
       <w:r>
-        <w:t>Floor</w:t>
+        <w:rPr>
+          <w:lang w:val="fr-FR"/>
+        </w:rPr>
+        <w:t>ect</w:t>
       </w:r>
       <w:proofErr w:type="spellEnd"/>
       <w:r>
-        <w:t xml:space="preserve"> Plan </w:t>
-      </w:r>
-      <w:proofErr w:type="spellStart"/>
-      <w:r>
-        <w:t>Recognition</w:t>
-      </w:r>
-      <w:proofErr w:type="spellEnd"/>
-      <w:r>
-        <w:t xml:space="preserve"> and </w:t>
-      </w:r>
-      <w:proofErr w:type="spellStart"/>
-      <w:r>
-        <w:t>Reconstruction</w:t>
-      </w:r>
-      <w:proofErr w:type="spellEnd"/>
-      <w:r>
+        <w:rPr>
+          <w:lang w:val="fr-FR"/>
+        </w:rPr>
+        <w:t xml:space="preserve">. Une fois la </w:t>
+      </w:r>
+      <w:r>
+        <w:rPr>
+          <w:lang w:val="fr-FR"/>
+        </w:rPr>
+        <w:t>segmentation</w:t>
+      </w:r>
+      <w:r>
+        <w:rPr>
+          <w:lang w:val="fr-FR"/>
+        </w:rPr>
         <w:t xml:space="preserve"> </w:t>
       </w:r>
-      <w:proofErr w:type="spellStart"/>
-      <w:r>
-        <w:t>Using</w:t>
-      </w:r>
-      <w:proofErr w:type="spellEnd"/>
-      <w:r>
-        <w:t xml:space="preserve"> </w:t>
-      </w:r>
-      <w:proofErr w:type="spellStart"/>
-      <w:r>
-        <w:t>Improved</w:t>
-      </w:r>
-      <w:proofErr w:type="spellEnd"/>
-      <w:r>
-        <w:t xml:space="preserve"> </w:t>
-      </w:r>
-      <w:proofErr w:type="spellStart"/>
-      <w:r>
-        <w:t>Semantic</w:t>
-      </w:r>
-      <w:proofErr w:type="spellEnd"/>
-      <w:r>
-        <w:t xml:space="preserve"> </w:t>
-      </w:r>
-      <w:proofErr w:type="spellStart"/>
-      <w:r>
-        <w:t>Segmentation</w:t>
-      </w:r>
-      <w:proofErr w:type="spellEnd"/>
-      <w:r>
-        <w:t xml:space="preserve"> </w:t>
-      </w:r>
-      <w:proofErr w:type="spellStart"/>
-      <w:r>
-        <w:t>of</w:t>
-      </w:r>
-      <w:proofErr w:type="spellEnd"/>
-      <w:r>
-        <w:t xml:space="preserve"> </w:t>
-      </w:r>
-      <w:proofErr w:type="spellStart"/>
-      <w:r>
-        <w:t>Raster-Wise</w:t>
-      </w:r>
-      <w:proofErr w:type="spellEnd"/>
-      <w:r>
-        <w:t xml:space="preserve"> </w:t>
-      </w:r>
-      <w:proofErr w:type="spellStart"/>
-      <w:r>
-        <w:t>Floor</w:t>
-      </w:r>
-      <w:proofErr w:type="spellEnd"/>
-      <w:r>
-        <w:t xml:space="preserve"> </w:t>
-      </w:r>
-      <w:proofErr w:type="spellStart"/>
-      <w:r>
-        <w:t>Plans</w:t>
-      </w:r>
-      <w:proofErr w:type="spellEnd"/>
-      <w:r>
-        <w:t>:</w:t>
-      </w:r>
-    </w:p>
-    <w:p>
-      <w:pPr>
-        <w:rPr>
-          <w:lang w:val="fr-FR"/>
-        </w:rPr>
-      </w:pPr>
-      <w:r>
-        <w:rPr>
-          <w:lang w:val="fr-FR"/>
-        </w:rPr>
-        <w:t xml:space="preserve">Dans </w:t>
-      </w:r>
-      <w:r>
-        <w:rPr>
-          <w:lang w:val="fr-FR"/>
-        </w:rPr>
-        <w:t>cet article</w:t>
-      </w:r>
-      <w:r>
-        <w:rPr>
-          <w:lang w:val="fr-FR"/>
-        </w:rPr>
-        <w:t xml:space="preserve"> le model s’appuie sur des plans 2D d’étages pour </w:t>
-      </w:r>
-      <w:r>
-        <w:rPr>
-          <w:lang w:val="fr-FR"/>
-        </w:rPr>
-        <w:t>générer</w:t>
-      </w:r>
-      <w:r>
-        <w:rPr>
-          <w:lang w:val="fr-FR"/>
-        </w:rPr>
-        <w:t xml:space="preserve"> un </w:t>
-      </w:r>
-      <w:r>
-        <w:rPr>
-          <w:lang w:val="fr-FR"/>
-        </w:rPr>
-        <w:t>jumeau numérique</w:t>
-      </w:r>
-      <w:r>
-        <w:rPr>
-          <w:lang w:val="fr-FR"/>
-        </w:rPr>
-        <w:t xml:space="preserve">. A l’aide de CNN il classe chaque pixel dans le plan par </w:t>
-      </w:r>
-      <w:proofErr w:type="spellStart"/>
-      <w:r>
-        <w:rPr>
-          <w:lang w:val="fr-FR"/>
-        </w:rPr>
-        <w:t>categorie</w:t>
-      </w:r>
-      <w:proofErr w:type="spellEnd"/>
-      <w:r>
-        <w:rPr>
-          <w:lang w:val="fr-FR"/>
-        </w:rPr>
-        <w:t xml:space="preserve"> comme les murs les </w:t>
-      </w:r>
-      <w:r>
-        <w:rPr>
-          <w:lang w:val="fr-FR"/>
-        </w:rPr>
-        <w:t>fenêtres</w:t>
-      </w:r>
-      <w:r>
-        <w:rPr>
-          <w:lang w:val="fr-FR"/>
-        </w:rPr>
-        <w:t xml:space="preserve"> </w:t>
-      </w:r>
-      <w:proofErr w:type="spellStart"/>
-      <w:r>
-        <w:rPr>
-          <w:lang w:val="fr-FR"/>
-        </w:rPr>
-        <w:t>ect</w:t>
-      </w:r>
-      <w:proofErr w:type="spellEnd"/>
-      <w:r>
-        <w:rPr>
-          <w:lang w:val="fr-FR"/>
-        </w:rPr>
-        <w:t xml:space="preserve">. Une fois la </w:t>
-      </w:r>
-      <w:r>
-        <w:rPr>
-          <w:lang w:val="fr-FR"/>
-        </w:rPr>
-        <w:t>segmentation</w:t>
-      </w:r>
-      <w:r>
-        <w:rPr>
-          <w:lang w:val="fr-FR"/>
-        </w:rPr>
-        <w:t xml:space="preserve"> </w:t>
-      </w:r>
-      <w:r>
-        <w:rPr>
-          <w:lang w:val="fr-FR"/>
-        </w:rPr>
-        <w:t xml:space="preserve">les polygones vont être extruder pour obtenir des volumes, la hauteur des mures est fixée de manière arbitraire. Comme le précises les auteurs comme le plan manque de détails </w:t>
-      </w:r>
-      <w:proofErr w:type="gramStart"/>
-      <w:r>
-        <w:rPr>
-          <w:lang w:val="fr-FR"/>
-        </w:rPr>
-        <w:t>et  que</w:t>
-      </w:r>
-      <w:proofErr w:type="gramEnd"/>
-      <w:r>
-        <w:rPr>
-          <w:lang w:val="fr-FR"/>
-        </w:rPr>
-        <w:t xml:space="preserve"> les murs sont </w:t>
-      </w:r>
-      <w:proofErr w:type="gramStart"/>
-      <w:r>
-        <w:rPr>
-          <w:lang w:val="fr-FR"/>
-        </w:rPr>
-        <w:t>estimé</w:t>
-      </w:r>
-      <w:proofErr w:type="gramEnd"/>
+      <w:r>
+        <w:rPr>
+          <w:lang w:val="fr-FR"/>
+        </w:rPr>
+        <w:t xml:space="preserve">les polygones vont être extruder pour obtenir des volumes, la hauteur des mures est fixée de manière arbitraire. Comme le </w:t>
+      </w:r>
+      <w:r>
+        <w:rPr>
+          <w:lang w:val="fr-FR"/>
+        </w:rPr>
+        <w:lastRenderedPageBreak/>
+        <w:t xml:space="preserve">précises les auteurs comme le plan manque de détails et que les murs sont </w:t>
+      </w:r>
+      <w:r>
+        <w:rPr>
+          <w:lang w:val="fr-FR"/>
+        </w:rPr>
+        <w:t>estimés</w:t>
+      </w:r>
       <w:r>
         <w:rPr>
           <w:lang w:val="fr-FR"/>
         </w:rPr>
         <w:t xml:space="preserve"> on </w:t>
       </w:r>
-      <w:proofErr w:type="gramStart"/>
-      <w:r>
-        <w:rPr>
-          <w:lang w:val="fr-FR"/>
-        </w:rPr>
-        <w:t>pourrais</w:t>
-      </w:r>
-      <w:proofErr w:type="gramEnd"/>
+      <w:r>
+        <w:rPr>
+          <w:lang w:val="fr-FR"/>
+        </w:rPr>
+        <w:t>pourrait</w:t>
+      </w:r>
       <w:r>
         <w:rPr>
           <w:lang w:val="fr-FR"/>
@@ -1221,9 +1168,9 @@
       </w:pPr>
       <w:r>
         <w:rPr>
-          <w:lang w:val="fr-FR"/>
-        </w:rPr>
-        <w:lastRenderedPageBreak/>
+          <w:noProof/>
+          <w:lang w:val="fr-FR"/>
+        </w:rPr>
         <w:drawing>
           <wp:inline distT="0" distB="0" distL="0" distR="0" wp14:anchorId="5B6F2E6B" wp14:editId="0838B224">
             <wp:extent cx="5760720" cy="4478020"/>
@@ -1558,127 +1505,120 @@
         <w:rPr>
           <w:lang w:val="fr-FR"/>
         </w:rPr>
-        <w:t xml:space="preserve">2× NVIDIA RTX A5000 (24 GB VRAM), 2× Intel Xeon Silver 4208 (8 </w:t>
+        <w:lastRenderedPageBreak/>
+        <w:t>2× NVIDIA RTX A5000 (24 GB VRAM), 2× Intel Xeon Silver 4208 (8 cœurs, 2.10 GHz), et 1 TB SSD</w:t>
+      </w:r>
+    </w:p>
+    <w:p>
+      <w:pPr>
+        <w:rPr>
+          <w:lang w:val="fr-FR"/>
+        </w:rPr>
+      </w:pPr>
+    </w:p>
+    <w:p>
+      <w:pPr>
+        <w:rPr>
+          <w:lang w:val="fr-FR"/>
+        </w:rPr>
+      </w:pPr>
+      <w:r>
+        <w:rPr>
+          <w:lang w:val="fr-FR"/>
+        </w:rPr>
+        <w:t xml:space="preserve">Dataset utilisé : </w:t>
+      </w:r>
+    </w:p>
+    <w:p>
+      <w:pPr>
+        <w:rPr>
+          <w:lang w:val="fr-FR"/>
+        </w:rPr>
+      </w:pPr>
+      <w:r>
+        <w:rPr>
+          <w:lang w:val="fr-FR"/>
+        </w:rPr>
+        <w:t xml:space="preserve">CubiCasa5K, CVC-FP, R3D, </w:t>
       </w:r>
       <w:proofErr w:type="spellStart"/>
       <w:r>
         <w:rPr>
           <w:lang w:val="fr-FR"/>
         </w:rPr>
-        <w:t>cœurs</w:t>
+        <w:t>MLStruct</w:t>
       </w:r>
       <w:proofErr w:type="spellEnd"/>
       <w:r>
         <w:rPr>
           <w:lang w:val="fr-FR"/>
         </w:rPr>
-        <w:t>, 2.10 GHz), et 1 TB SSD</w:t>
-      </w:r>
-    </w:p>
-    <w:p>
-      <w:pPr>
-        <w:rPr>
-          <w:lang w:val="fr-FR"/>
-        </w:rPr>
-      </w:pPr>
-    </w:p>
-    <w:p>
-      <w:pPr>
-        <w:rPr>
-          <w:lang w:val="fr-FR"/>
-        </w:rPr>
-      </w:pPr>
-      <w:r>
-        <w:rPr>
-          <w:lang w:val="fr-FR"/>
-        </w:rPr>
-        <w:lastRenderedPageBreak/>
-        <w:t xml:space="preserve">Dataset utilisé : </w:t>
-      </w:r>
-    </w:p>
-    <w:p>
-      <w:pPr>
-        <w:rPr>
-          <w:lang w:val="fr-FR"/>
-        </w:rPr>
-      </w:pPr>
-      <w:r>
-        <w:rPr>
-          <w:lang w:val="fr-FR"/>
-        </w:rPr>
-        <w:t xml:space="preserve">CubiCasa5K, CVC-FP, R3D, </w:t>
+        <w:t>-FP</w:t>
+      </w:r>
+    </w:p>
+    <w:p>
+      <w:pPr>
+        <w:rPr>
+          <w:lang w:val="fr-FR"/>
+        </w:rPr>
+      </w:pPr>
+    </w:p>
+    <w:p>
+      <w:pPr>
+        <w:pStyle w:val="Titre1"/>
+        <w:rPr>
+          <w:lang w:val="en-US"/>
+        </w:rPr>
+      </w:pPr>
+      <w:r>
+        <w:rPr>
+          <w:lang w:val="en-US"/>
+        </w:rPr>
+        <w:t>Raster-to-Graph: Floorplan Recognition via Autoregressive Graph Prediction with an Attention Transformer</w:t>
+      </w:r>
+    </w:p>
+    <w:p>
+      <w:pPr>
+        <w:rPr>
+          <w:lang w:val="fr-FR"/>
+        </w:rPr>
+      </w:pPr>
+      <w:r>
+        <w:rPr>
+          <w:lang w:val="fr-FR"/>
+        </w:rPr>
+        <w:t>Cet article</w:t>
+      </w:r>
+      <w:r>
+        <w:rPr>
+          <w:lang w:val="fr-FR"/>
+        </w:rPr>
+        <w:t xml:space="preserve"> </w:t>
+      </w:r>
+      <w:r>
+        <w:rPr>
+          <w:lang w:val="fr-FR"/>
+        </w:rPr>
+        <w:t xml:space="preserve">explique comment l’auteur cherche à passer de plan 2D raster à des plan 2D vectorisé en s’appuyant sur </w:t>
+      </w:r>
+      <w:r>
+        <w:rPr>
+          <w:lang w:val="fr-FR"/>
+        </w:rPr>
+        <w:t xml:space="preserve">un modèle Transformer </w:t>
       </w:r>
       <w:proofErr w:type="spellStart"/>
       <w:r>
         <w:rPr>
           <w:lang w:val="fr-FR"/>
         </w:rPr>
-        <w:t>MLStruct</w:t>
+        <w:t>autoregressif</w:t>
       </w:r>
       <w:proofErr w:type="spellEnd"/>
       <w:r>
         <w:rPr>
           <w:lang w:val="fr-FR"/>
         </w:rPr>
-        <w:t>-FP</w:t>
-      </w:r>
-    </w:p>
-    <w:p>
-      <w:pPr>
-        <w:pStyle w:val="Titre3"/>
-        <w:rPr>
-          <w:lang w:val="en-US"/>
-        </w:rPr>
-      </w:pPr>
-      <w:r>
-        <w:rPr>
-          <w:lang w:val="en-US"/>
-        </w:rPr>
-        <w:t>Raster-to-Graph: Floorplan Recognition via Autoregressive Graph Prediction with an Attention Transformer</w:t>
-      </w:r>
-    </w:p>
-    <w:p>
-      <w:pPr>
-        <w:rPr>
-          <w:lang w:val="fr-FR"/>
-        </w:rPr>
-      </w:pPr>
-      <w:r>
-        <w:rPr>
-          <w:lang w:val="fr-FR"/>
-        </w:rPr>
-        <w:t>Cet article</w:t>
-      </w:r>
-      <w:r>
-        <w:rPr>
-          <w:lang w:val="fr-FR"/>
-        </w:rPr>
-        <w:t xml:space="preserve"> </w:t>
-      </w:r>
-      <w:r>
-        <w:rPr>
-          <w:lang w:val="fr-FR"/>
-        </w:rPr>
-        <w:t xml:space="preserve">explique comment l’auteur cherche à passer de plan 2D raster à des plan 2D vectorisé en s’appuyant sur </w:t>
-      </w:r>
-      <w:r>
-        <w:rPr>
-          <w:lang w:val="fr-FR"/>
-        </w:rPr>
-        <w:t xml:space="preserve">un modèle Transformer </w:t>
-      </w:r>
-      <w:proofErr w:type="spellStart"/>
-      <w:r>
-        <w:rPr>
-          <w:lang w:val="fr-FR"/>
-        </w:rPr>
-        <w:t>autoregressif</w:t>
-      </w:r>
-      <w:proofErr w:type="spellEnd"/>
-      <w:r>
-        <w:rPr>
-          <w:lang w:val="fr-FR"/>
-        </w:rPr>
         <w:t xml:space="preserve">, pour générer les pièces de proches en proches les une apres les autres.  </w:t>
       </w:r>
     </w:p>
@@ -1705,13 +1645,7 @@
         <w:rPr>
           <w:lang w:val="fr-FR"/>
         </w:rPr>
-        <w:t>Entraîné</w:t>
-      </w:r>
-      <w:r>
-        <w:rPr>
-          <w:lang w:val="fr-FR"/>
-        </w:rPr>
-        <w:t xml:space="preserve"> sur une </w:t>
+        <w:t xml:space="preserve">Entraîné sur une </w:t>
       </w:r>
       <w:r>
         <w:rPr>
@@ -1741,77 +1675,38 @@
       </w:r>
     </w:p>
     <w:p>
+      <w:pPr>
+        <w:rPr>
+          <w:lang w:val="fr-FR"/>
+        </w:rPr>
+      </w:pPr>
       <w:r>
         <w:rPr>
           <w:rStyle w:val="lev"/>
-        </w:rPr>
-        <w:t xml:space="preserve">10 804 </w:t>
-      </w:r>
-      <w:proofErr w:type="spellStart"/>
-      <w:r>
-        <w:rPr>
-          <w:rStyle w:val="lev"/>
-        </w:rPr>
-        <w:t>plans</w:t>
-      </w:r>
-      <w:proofErr w:type="spellEnd"/>
-      <w:r>
-        <w:rPr>
-          <w:rStyle w:val="lev"/>
-        </w:rPr>
-        <w:t xml:space="preserve"> </w:t>
-      </w:r>
-      <w:proofErr w:type="spellStart"/>
-      <w:r>
-        <w:rPr>
-          <w:rStyle w:val="lev"/>
-        </w:rPr>
-        <w:t>résidentiels</w:t>
-      </w:r>
-      <w:proofErr w:type="spellEnd"/>
-      <w:r>
-        <w:rPr>
-          <w:rStyle w:val="lev"/>
-        </w:rPr>
-        <w:t xml:space="preserve"> </w:t>
-      </w:r>
-      <w:proofErr w:type="spellStart"/>
-      <w:r>
-        <w:rPr>
-          <w:rStyle w:val="lev"/>
-        </w:rPr>
-        <w:t>annotés</w:t>
-      </w:r>
-      <w:proofErr w:type="spellEnd"/>
-      <w:r>
-        <w:t xml:space="preserve"> (</w:t>
-      </w:r>
-      <w:proofErr w:type="spellStart"/>
-      <w:r>
-        <w:t>issu</w:t>
-      </w:r>
-      <w:proofErr w:type="spellEnd"/>
-      <w:r>
-        <w:t xml:space="preserve"> de LIFULL HOME’S).</w:t>
+          <w:lang w:val="fr-FR"/>
+        </w:rPr>
+        <w:t>10 804 plans résidentiels annotés</w:t>
+      </w:r>
+      <w:r>
+        <w:rPr>
+          <w:lang w:val="fr-FR"/>
+        </w:rPr>
+        <w:t xml:space="preserve"> (issu de LIFULL HOME’S).</w:t>
       </w:r>
     </w:p>
     <w:p>
       <w:pPr>
         <w:pStyle w:val="Titre2"/>
-      </w:pPr>
-      <w:proofErr w:type="spellStart"/>
-      <w:r>
-        <w:t>Résultats</w:t>
-      </w:r>
-      <w:proofErr w:type="spellEnd"/>
-      <w:r>
-        <w:t xml:space="preserve"> </w:t>
-      </w:r>
-      <w:proofErr w:type="spellStart"/>
-      <w:r>
-        <w:t>quantitatifs</w:t>
-      </w:r>
-      <w:proofErr w:type="spellEnd"/>
+        <w:rPr>
+          <w:lang w:val="fr-FR"/>
+        </w:rPr>
+      </w:pPr>
+      <w:r>
+        <w:rPr>
+          <w:lang w:val="fr-FR"/>
+        </w:rPr>
+        <w:t>Résultats quantitatifs</w:t>
+      </w:r>
     </w:p>
     <w:p>
       <w:pPr>
@@ -2172,65 +2067,465 @@
         </w:rPr>
         <w:t xml:space="preserve">Limite </w:t>
       </w:r>
+      <w:r>
+        <w:rPr>
+          <w:lang w:val="fr-FR"/>
+        </w:rPr>
+        <w:t>au mure</w:t>
+      </w:r>
+      <w:r>
+        <w:rPr>
+          <w:lang w:val="fr-FR"/>
+        </w:rPr>
+        <w:t xml:space="preserve"> rectiligne pas d’oblique</w:t>
+      </w:r>
+    </w:p>
+    <w:p>
+      <w:pPr>
+        <w:pStyle w:val="Titre2"/>
+        <w:rPr>
+          <w:lang w:val="fr-FR" w:eastAsia="es-AR"/>
+        </w:rPr>
+      </w:pPr>
+      <w:r>
+        <w:rPr>
+          <w:lang w:val="fr-FR" w:eastAsia="es-AR"/>
+        </w:rPr>
+        <w:t xml:space="preserve">2. </w:t>
+      </w:r>
+      <w:r>
+        <w:rPr>
+          <w:lang w:val="fr-FR" w:eastAsia="es-AR"/>
+        </w:rPr>
+        <w:t>Plan vectoriel</w:t>
+      </w:r>
+    </w:p>
+    <w:p>
+      <w:pPr>
+        <w:rPr>
+          <w:lang w:val="fr-FR" w:eastAsia="es-AR"/>
+        </w:rPr>
+      </w:pPr>
+      <w:r>
+        <w:rPr>
+          <w:lang w:val="fr-FR" w:eastAsia="es-AR"/>
+        </w:rPr>
+        <w:t>-</w:t>
+      </w:r>
+      <w:r>
+        <w:rPr>
+          <w:lang w:val="fr-FR" w:eastAsia="es-AR"/>
+        </w:rPr>
+        <w:tab/>
+      </w:r>
+      <w:r>
+        <w:rPr>
+          <w:lang w:val="fr-FR" w:eastAsia="es-AR"/>
+        </w:rPr>
+        <w:t xml:space="preserve">passage en modèle BIM </w:t>
+      </w:r>
+    </w:p>
+    <w:p>
+      <w:pPr>
+        <w:pStyle w:val="Titre1"/>
+        <w:rPr>
+          <w:lang w:val="en-US" w:eastAsia="es-AR"/>
+        </w:rPr>
+      </w:pPr>
+      <w:r>
+        <w:rPr>
+          <w:lang w:val="en-US" w:eastAsia="es-AR"/>
+        </w:rPr>
+        <w:lastRenderedPageBreak/>
+        <w:t>Optical character recognition on engineering drawings to achieve automation in production quality control</w:t>
+      </w:r>
+      <w:r>
+        <w:rPr>
+          <w:lang w:val="en-US" w:eastAsia="es-AR"/>
+        </w:rPr>
+        <w:t xml:space="preserve"> </w:t>
+      </w:r>
+      <w:proofErr w:type="spellStart"/>
+      <w:r>
+        <w:rPr>
+          <w:lang w:val="en-US" w:eastAsia="es-AR"/>
+        </w:rPr>
+        <w:t>eDOCr</w:t>
+      </w:r>
+      <w:proofErr w:type="spellEnd"/>
+      <w:r>
+        <w:rPr>
+          <w:lang w:val="en-US" w:eastAsia="es-AR"/>
+        </w:rPr>
+        <w:t>:</w:t>
+      </w:r>
+    </w:p>
+    <w:p>
+      <w:pPr>
+        <w:rPr>
+          <w:lang w:val="fr-FR" w:eastAsia="es-AR"/>
+        </w:rPr>
+      </w:pPr>
+      <w:proofErr w:type="spellStart"/>
+      <w:r>
+        <w:rPr>
+          <w:lang w:val="fr-FR" w:eastAsia="es-AR"/>
+        </w:rPr>
+        <w:t>eDOCr</w:t>
+      </w:r>
+      <w:proofErr w:type="spellEnd"/>
+      <w:r>
+        <w:rPr>
+          <w:lang w:val="fr-FR" w:eastAsia="es-AR"/>
+        </w:rPr>
+        <w:t xml:space="preserve"> </w:t>
+      </w:r>
+      <w:r>
+        <w:rPr>
+          <w:lang w:val="fr-FR" w:eastAsia="es-AR"/>
+        </w:rPr>
+        <w:t>est un</w:t>
+      </w:r>
+      <w:r>
+        <w:rPr>
+          <w:lang w:val="fr-FR" w:eastAsia="es-AR"/>
+        </w:rPr>
+        <w:t xml:space="preserve"> modèle un</w:t>
+      </w:r>
+      <w:r>
+        <w:rPr>
+          <w:lang w:val="fr-FR" w:eastAsia="es-AR"/>
+        </w:rPr>
+        <w:t xml:space="preserve">imodal qui prend en entrées </w:t>
+      </w:r>
+      <w:r>
+        <w:rPr>
+          <w:lang w:val="fr-FR" w:eastAsia="es-AR"/>
+        </w:rPr>
+        <w:t xml:space="preserve">un plan raster 2D, le but étant d’en extraire les données textuelles pour faciliter l’automatisation </w:t>
+      </w:r>
+      <w:r>
+        <w:rPr>
+          <w:lang w:val="fr-FR" w:eastAsia="es-AR"/>
+        </w:rPr>
+        <w:t>du contrôle</w:t>
+      </w:r>
+      <w:r>
+        <w:rPr>
+          <w:lang w:val="fr-FR" w:eastAsia="es-AR"/>
+        </w:rPr>
+        <w:t xml:space="preserve"> qualité dans l’industrie mécanique. </w:t>
+      </w:r>
+    </w:p>
+    <w:p>
+      <w:pPr>
+        <w:numPr>
+          <w:ilvl w:val="0"/>
+          <w:numId w:val="12"/>
+        </w:numPr>
+        <w:rPr>
+          <w:lang w:val="fr-FR" w:eastAsia="es-AR"/>
+        </w:rPr>
+      </w:pPr>
+      <w:r>
+        <w:rPr>
+          <w:lang w:val="en-US" w:eastAsia="es-AR"/>
+        </w:rPr>
+        <w:t xml:space="preserve">Entrées </w:t>
+      </w:r>
+    </w:p>
+    <w:p>
+      <w:pPr>
+        <w:numPr>
+          <w:ilvl w:val="1"/>
+          <w:numId w:val="12"/>
+        </w:numPr>
+        <w:rPr>
+          <w:lang w:val="fr-FR" w:eastAsia="es-AR"/>
+        </w:rPr>
+      </w:pPr>
+      <w:r>
+        <w:rPr>
+          <w:lang w:val="fr-FR" w:eastAsia="es-AR"/>
+        </w:rPr>
+        <w:t>Plans</w:t>
+      </w:r>
+      <w:r>
+        <w:rPr>
+          <w:lang w:val="fr-FR" w:eastAsia="es-AR"/>
+        </w:rPr>
+        <w:t xml:space="preserve"> raster</w:t>
+      </w:r>
+    </w:p>
+    <w:p>
+      <w:pPr>
+        <w:numPr>
+          <w:ilvl w:val="1"/>
+          <w:numId w:val="12"/>
+        </w:numPr>
+        <w:rPr>
+          <w:lang w:val="fr-FR" w:eastAsia="es-AR"/>
+        </w:rPr>
+      </w:pPr>
+      <w:r>
+        <w:rPr>
+          <w:lang w:val="fr-FR" w:eastAsia="es-AR"/>
+        </w:rPr>
+        <w:t xml:space="preserve">Plans vectoriels rastériser </w:t>
+      </w:r>
+    </w:p>
+    <w:p>
+      <w:pPr>
+        <w:numPr>
+          <w:ilvl w:val="0"/>
+          <w:numId w:val="12"/>
+        </w:numPr>
+        <w:rPr>
+          <w:lang w:val="fr-FR" w:eastAsia="es-AR"/>
+        </w:rPr>
+      </w:pPr>
+      <w:r>
+        <w:rPr>
+          <w:lang w:val="fr-FR" w:eastAsia="es-AR"/>
+        </w:rPr>
+        <w:t>Modèle</w:t>
+      </w:r>
+    </w:p>
+    <w:p>
+      <w:pPr>
+        <w:numPr>
+          <w:ilvl w:val="1"/>
+          <w:numId w:val="12"/>
+        </w:numPr>
+        <w:rPr>
+          <w:lang w:val="fr-FR" w:eastAsia="es-AR"/>
+        </w:rPr>
+      </w:pPr>
+      <w:r>
+        <w:rPr>
+          <w:lang w:val="fr-FR" w:eastAsia="es-AR"/>
+        </w:rPr>
+        <w:t xml:space="preserve">CRAFT (détection) </w:t>
+      </w:r>
+    </w:p>
+    <w:p>
+      <w:pPr>
+        <w:numPr>
+          <w:ilvl w:val="1"/>
+          <w:numId w:val="12"/>
+        </w:numPr>
+        <w:rPr>
+          <w:lang w:val="fr-FR" w:eastAsia="es-AR"/>
+        </w:rPr>
+      </w:pPr>
+      <w:r>
+        <w:rPr>
+          <w:lang w:val="fr-FR" w:eastAsia="es-AR"/>
+        </w:rPr>
+        <w:t>CRNN (reconnaissance)</w:t>
+      </w:r>
+    </w:p>
+    <w:p>
+      <w:pPr>
+        <w:numPr>
+          <w:ilvl w:val="0"/>
+          <w:numId w:val="12"/>
+        </w:numPr>
+        <w:rPr>
+          <w:lang w:val="fr-FR" w:eastAsia="es-AR"/>
+        </w:rPr>
+      </w:pPr>
       <w:proofErr w:type="gramStart"/>
       <w:r>
         <w:rPr>
-          <w:lang w:val="fr-FR"/>
-        </w:rPr>
-        <w:t>au  mure</w:t>
+          <w:lang w:val="fr-FR" w:eastAsia="es-AR"/>
+        </w:rPr>
+        <w:t>Dataset:</w:t>
       </w:r>
       <w:proofErr w:type="gramEnd"/>
       <w:r>
         <w:rPr>
-          <w:lang w:val="fr-FR"/>
-        </w:rPr>
-        <w:t xml:space="preserve"> rectiligne pas d’oblique</w:t>
-      </w:r>
-    </w:p>
-    <w:p>
-      <w:pPr>
-        <w:pStyle w:val="Titre2"/>
-        <w:rPr>
-          <w:lang w:val="fr-FR" w:eastAsia="es-AR"/>
-        </w:rPr>
-      </w:pPr>
-      <w:r>
-        <w:rPr>
-          <w:lang w:val="fr-FR" w:eastAsia="es-AR"/>
-        </w:rPr>
-        <w:t xml:space="preserve">2. </w:t>
-      </w:r>
-      <w:r>
-        <w:rPr>
-          <w:lang w:val="fr-FR" w:eastAsia="es-AR"/>
-        </w:rPr>
-        <w:t>Plan vectoriel</w:t>
-      </w:r>
-    </w:p>
-    <w:p>
-      <w:pPr>
-        <w:rPr>
-          <w:lang w:val="fr-FR" w:eastAsia="es-AR"/>
-        </w:rPr>
-      </w:pPr>
-      <w:r>
-        <w:rPr>
-          <w:lang w:val="fr-FR" w:eastAsia="es-AR"/>
-        </w:rPr>
-        <w:t>-</w:t>
-      </w:r>
-      <w:r>
-        <w:rPr>
-          <w:lang w:val="fr-FR" w:eastAsia="es-AR"/>
-        </w:rPr>
-        <w:tab/>
-      </w:r>
-      <w:r>
-        <w:rPr>
-          <w:lang w:val="fr-FR" w:eastAsia="es-AR"/>
-        </w:rPr>
-        <w:t xml:space="preserve">passage en modèle BIM </w:t>
-      </w:r>
+          <w:lang w:val="fr-FR" w:eastAsia="es-AR"/>
+        </w:rPr>
+        <w:t xml:space="preserve"> auto-généré artificiellement</w:t>
+      </w:r>
+    </w:p>
+    <w:p>
+      <w:pPr>
+        <w:rPr>
+          <w:lang w:val="fr-FR" w:eastAsia="es-AR"/>
+        </w:rPr>
+      </w:pPr>
+    </w:p>
+    <w:p>
+      <w:pPr>
+        <w:pStyle w:val="Paragraphedeliste"/>
+        <w:numPr>
+          <w:ilvl w:val="0"/>
+          <w:numId w:val="13"/>
+        </w:numPr>
+        <w:rPr>
+          <w:lang w:val="fr-FR" w:eastAsia="es-AR"/>
+        </w:rPr>
+      </w:pPr>
+      <w:r>
+        <w:rPr>
+          <w:b/>
+          <w:bCs/>
+          <w:lang w:val="fr-FR" w:eastAsia="es-AR"/>
+        </w:rPr>
+        <w:t>Segmentation d’image</w:t>
+      </w:r>
+      <w:r>
+        <w:rPr>
+          <w:lang w:val="fr-FR" w:eastAsia="es-AR"/>
+        </w:rPr>
+        <w:t xml:space="preserve"> → isole les blocs d’information, tableaux, cadres de tolérance, dimensions.</w:t>
+      </w:r>
+    </w:p>
+    <w:p>
+      <w:pPr>
+        <w:pStyle w:val="Paragraphedeliste"/>
+        <w:numPr>
+          <w:ilvl w:val="0"/>
+          <w:numId w:val="13"/>
+        </w:numPr>
+        <w:rPr>
+          <w:lang w:val="fr-FR" w:eastAsia="es-AR"/>
+        </w:rPr>
+      </w:pPr>
+      <w:r>
+        <w:rPr>
+          <w:b/>
+          <w:bCs/>
+          <w:lang w:val="fr-FR" w:eastAsia="es-AR"/>
+        </w:rPr>
+        <w:t>Pipelines spécialisés</w:t>
+      </w:r>
+      <w:r>
+        <w:rPr>
+          <w:lang w:val="fr-FR" w:eastAsia="es-AR"/>
+        </w:rPr>
+        <w:t xml:space="preserve"> :</w:t>
+      </w:r>
+    </w:p>
+    <w:p>
+      <w:pPr>
+        <w:numPr>
+          <w:ilvl w:val="0"/>
+          <w:numId w:val="11"/>
+        </w:numPr>
+        <w:rPr>
+          <w:lang w:val="fr-FR" w:eastAsia="es-AR"/>
+        </w:rPr>
+      </w:pPr>
+      <w:proofErr w:type="spellStart"/>
+      <w:r>
+        <w:rPr>
+          <w:i/>
+          <w:iCs/>
+          <w:lang w:val="fr-FR" w:eastAsia="es-AR"/>
+        </w:rPr>
+        <w:t>InfoBlock</w:t>
+      </w:r>
+      <w:proofErr w:type="spellEnd"/>
+      <w:r>
+        <w:rPr>
+          <w:i/>
+          <w:iCs/>
+          <w:lang w:val="fr-FR" w:eastAsia="es-AR"/>
+        </w:rPr>
+        <w:t xml:space="preserve"> pipeline</w:t>
+      </w:r>
+      <w:r>
+        <w:rPr>
+          <w:lang w:val="fr-FR" w:eastAsia="es-AR"/>
+        </w:rPr>
+        <w:t xml:space="preserve"> → lit les cartouches et tableaux.</w:t>
+      </w:r>
+    </w:p>
+    <w:p>
+      <w:pPr>
+        <w:numPr>
+          <w:ilvl w:val="1"/>
+          <w:numId w:val="11"/>
+        </w:numPr>
+        <w:rPr>
+          <w:lang w:val="fr-FR" w:eastAsia="es-AR"/>
+        </w:rPr>
+      </w:pPr>
+      <w:r>
+        <w:rPr>
+          <w:i/>
+          <w:iCs/>
+          <w:lang w:val="fr-FR" w:eastAsia="es-AR"/>
+        </w:rPr>
+        <w:t>GD&amp;T pipeline</w:t>
+      </w:r>
+      <w:r>
+        <w:rPr>
+          <w:lang w:val="fr-FR" w:eastAsia="es-AR"/>
+        </w:rPr>
+        <w:t xml:space="preserve"> → détecte et reconnaît les symboles de tolérances géométriques.</w:t>
+      </w:r>
+    </w:p>
+    <w:p>
+      <w:pPr>
+        <w:numPr>
+          <w:ilvl w:val="1"/>
+          <w:numId w:val="11"/>
+        </w:numPr>
+        <w:rPr>
+          <w:lang w:val="fr-FR" w:eastAsia="es-AR"/>
+        </w:rPr>
+      </w:pPr>
+      <w:r>
+        <w:rPr>
+          <w:i/>
+          <w:iCs/>
+          <w:lang w:val="fr-FR" w:eastAsia="es-AR"/>
+        </w:rPr>
+        <w:t>Dimension pipeline</w:t>
+      </w:r>
+      <w:r>
+        <w:rPr>
+          <w:lang w:val="fr-FR" w:eastAsia="es-AR"/>
+        </w:rPr>
+        <w:t xml:space="preserve"> → extrait mesures et tolérances.</w:t>
+      </w:r>
+    </w:p>
+    <w:p>
+      <w:pPr>
+        <w:pStyle w:val="Paragraphedeliste"/>
+        <w:numPr>
+          <w:ilvl w:val="0"/>
+          <w:numId w:val="11"/>
+        </w:numPr>
+        <w:rPr>
+          <w:lang w:val="fr-FR" w:eastAsia="es-AR"/>
+        </w:rPr>
+      </w:pPr>
+      <w:r>
+        <w:rPr>
+          <w:b/>
+          <w:bCs/>
+          <w:lang w:val="fr-FR" w:eastAsia="es-AR"/>
+        </w:rPr>
+        <w:t>Sortie</w:t>
+      </w:r>
+      <w:r>
+        <w:rPr>
+          <w:lang w:val="fr-FR" w:eastAsia="es-AR"/>
+        </w:rPr>
+        <w:t xml:space="preserve"> → fichiers CSV + image masquée colorée pour vérifier facilement les prédictions.</w:t>
+      </w:r>
+    </w:p>
+    <w:p>
+      <w:pPr>
+        <w:rPr>
+          <w:lang w:val="fr-FR" w:eastAsia="es-AR"/>
+        </w:rPr>
+      </w:pPr>
     </w:p>
     <w:p>
       <w:pPr>
@@ -2595,6 +2890,145 @@
     </w:lvl>
   </w:abstractNum>
   <w:abstractNum w:abstractNumId="3" w15:restartNumberingAfterBreak="0">
+    <w:nsid w:val="2D2817E4"/>
+    <w:multiLevelType w:val="hybridMultilevel"/>
+    <w:tmpl w:val="539A95E0"/>
+    <w:lvl w:ilvl="0" w:tplc="5A7A669C">
+      <w:start w:val="1"/>
+      <w:numFmt w:val="bullet"/>
+      <w:lvlText w:val="•"/>
+      <w:lvlJc w:val="left"/>
+      <w:pPr>
+        <w:tabs>
+          <w:tab w:val="num" w:pos="720"/>
+        </w:tabs>
+        <w:ind w:left="720" w:hanging="360"/>
+      </w:pPr>
+      <w:rPr>
+        <w:rFonts w:ascii="Arial" w:hAnsi="Arial" w:hint="default"/>
+      </w:rPr>
+    </w:lvl>
+    <w:lvl w:ilvl="1" w:tplc="08226656">
+      <w:numFmt w:val="bullet"/>
+      <w:lvlText w:val="•"/>
+      <w:lvlJc w:val="left"/>
+      <w:pPr>
+        <w:tabs>
+          <w:tab w:val="num" w:pos="1440"/>
+        </w:tabs>
+        <w:ind w:left="1440" w:hanging="360"/>
+      </w:pPr>
+      <w:rPr>
+        <w:rFonts w:ascii="Arial" w:hAnsi="Arial" w:hint="default"/>
+      </w:rPr>
+    </w:lvl>
+    <w:lvl w:ilvl="2" w:tplc="5D367896" w:tentative="1">
+      <w:start w:val="1"/>
+      <w:numFmt w:val="bullet"/>
+      <w:lvlText w:val="•"/>
+      <w:lvlJc w:val="left"/>
+      <w:pPr>
+        <w:tabs>
+          <w:tab w:val="num" w:pos="2160"/>
+        </w:tabs>
+        <w:ind w:left="2160" w:hanging="360"/>
+      </w:pPr>
+      <w:rPr>
+        <w:rFonts w:ascii="Arial" w:hAnsi="Arial" w:hint="default"/>
+      </w:rPr>
+    </w:lvl>
+    <w:lvl w:ilvl="3" w:tplc="85DA7A84" w:tentative="1">
+      <w:start w:val="1"/>
+      <w:numFmt w:val="bullet"/>
+      <w:lvlText w:val="•"/>
+      <w:lvlJc w:val="left"/>
+      <w:pPr>
+        <w:tabs>
+          <w:tab w:val="num" w:pos="2880"/>
+        </w:tabs>
+        <w:ind w:left="2880" w:hanging="360"/>
+      </w:pPr>
+      <w:rPr>
+        <w:rFonts w:ascii="Arial" w:hAnsi="Arial" w:hint="default"/>
+      </w:rPr>
+    </w:lvl>
+    <w:lvl w:ilvl="4" w:tplc="B662608A" w:tentative="1">
+      <w:start w:val="1"/>
+      <w:numFmt w:val="bullet"/>
+      <w:lvlText w:val="•"/>
+      <w:lvlJc w:val="left"/>
+      <w:pPr>
+        <w:tabs>
+          <w:tab w:val="num" w:pos="3600"/>
+        </w:tabs>
+        <w:ind w:left="3600" w:hanging="360"/>
+      </w:pPr>
+      <w:rPr>
+        <w:rFonts w:ascii="Arial" w:hAnsi="Arial" w:hint="default"/>
+      </w:rPr>
+    </w:lvl>
+    <w:lvl w:ilvl="5" w:tplc="15C45EB0" w:tentative="1">
+      <w:start w:val="1"/>
+      <w:numFmt w:val="bullet"/>
+      <w:lvlText w:val="•"/>
+      <w:lvlJc w:val="left"/>
+      <w:pPr>
+        <w:tabs>
+          <w:tab w:val="num" w:pos="4320"/>
+        </w:tabs>
+        <w:ind w:left="4320" w:hanging="360"/>
+      </w:pPr>
+      <w:rPr>
+        <w:rFonts w:ascii="Arial" w:hAnsi="Arial" w:hint="default"/>
+      </w:rPr>
+    </w:lvl>
+    <w:lvl w:ilvl="6" w:tplc="E97843B6" w:tentative="1">
+      <w:start w:val="1"/>
+      <w:numFmt w:val="bullet"/>
+      <w:lvlText w:val="•"/>
+      <w:lvlJc w:val="left"/>
+      <w:pPr>
+        <w:tabs>
+          <w:tab w:val="num" w:pos="5040"/>
+        </w:tabs>
+        <w:ind w:left="5040" w:hanging="360"/>
+      </w:pPr>
+      <w:rPr>
+        <w:rFonts w:ascii="Arial" w:hAnsi="Arial" w:hint="default"/>
+      </w:rPr>
+    </w:lvl>
+    <w:lvl w:ilvl="7" w:tplc="02FE138A" w:tentative="1">
+      <w:start w:val="1"/>
+      <w:numFmt w:val="bullet"/>
+      <w:lvlText w:val="•"/>
+      <w:lvlJc w:val="left"/>
+      <w:pPr>
+        <w:tabs>
+          <w:tab w:val="num" w:pos="5760"/>
+        </w:tabs>
+        <w:ind w:left="5760" w:hanging="360"/>
+      </w:pPr>
+      <w:rPr>
+        <w:rFonts w:ascii="Arial" w:hAnsi="Arial" w:hint="default"/>
+      </w:rPr>
+    </w:lvl>
+    <w:lvl w:ilvl="8" w:tplc="EF506AA2" w:tentative="1">
+      <w:start w:val="1"/>
+      <w:numFmt w:val="bullet"/>
+      <w:lvlText w:val="•"/>
+      <w:lvlJc w:val="left"/>
+      <w:pPr>
+        <w:tabs>
+          <w:tab w:val="num" w:pos="6480"/>
+        </w:tabs>
+        <w:ind w:left="6480" w:hanging="360"/>
+      </w:pPr>
+      <w:rPr>
+        <w:rFonts w:ascii="Arial" w:hAnsi="Arial" w:hint="default"/>
+      </w:rPr>
+    </w:lvl>
+  </w:abstractNum>
+  <w:abstractNum w:abstractNumId="4" w15:restartNumberingAfterBreak="0">
     <w:nsid w:val="30141A06"/>
     <w:multiLevelType w:val="hybridMultilevel"/>
     <w:tmpl w:val="5AF853D4"/>
@@ -2707,7 +3141,7 @@
       </w:rPr>
     </w:lvl>
   </w:abstractNum>
-  <w:abstractNum w:abstractNumId="4" w15:restartNumberingAfterBreak="0">
+  <w:abstractNum w:abstractNumId="5" w15:restartNumberingAfterBreak="0">
     <w:nsid w:val="32B57E4C"/>
     <w:multiLevelType w:val="hybridMultilevel"/>
     <w:tmpl w:val="10AE5A52"/>
@@ -2820,7 +3254,7 @@
       </w:rPr>
     </w:lvl>
   </w:abstractNum>
-  <w:abstractNum w:abstractNumId="5" w15:restartNumberingAfterBreak="0">
+  <w:abstractNum w:abstractNumId="6" w15:restartNumberingAfterBreak="0">
     <w:nsid w:val="3D7A3946"/>
     <w:multiLevelType w:val="hybridMultilevel"/>
     <w:tmpl w:val="761A26C6"/>
@@ -2933,7 +3367,7 @@
       </w:rPr>
     </w:lvl>
   </w:abstractNum>
-  <w:abstractNum w:abstractNumId="6" w15:restartNumberingAfterBreak="0">
+  <w:abstractNum w:abstractNumId="7" w15:restartNumberingAfterBreak="0">
     <w:nsid w:val="43EB5031"/>
     <w:multiLevelType w:val="hybridMultilevel"/>
     <w:tmpl w:val="ACDCFF82"/>
@@ -3046,7 +3480,156 @@
       </w:rPr>
     </w:lvl>
   </w:abstractNum>
-  <w:abstractNum w:abstractNumId="7" w15:restartNumberingAfterBreak="0">
+  <w:abstractNum w:abstractNumId="8" w15:restartNumberingAfterBreak="0">
+    <w:nsid w:val="468F1D4A"/>
+    <w:multiLevelType w:val="multilevel"/>
+    <w:tmpl w:val="A39417CA"/>
+    <w:lvl w:ilvl="0">
+      <w:start w:val="1"/>
+      <w:numFmt w:val="bullet"/>
+      <w:lvlText w:val=""/>
+      <w:lvlJc w:val="left"/>
+      <w:pPr>
+        <w:tabs>
+          <w:tab w:val="num" w:pos="720"/>
+        </w:tabs>
+        <w:ind w:left="720" w:hanging="360"/>
+      </w:pPr>
+      <w:rPr>
+        <w:rFonts w:ascii="Symbol" w:hAnsi="Symbol" w:hint="default"/>
+        <w:sz w:val="20"/>
+      </w:rPr>
+    </w:lvl>
+    <w:lvl w:ilvl="1">
+      <w:start w:val="1"/>
+      <w:numFmt w:val="bullet"/>
+      <w:lvlText w:val="o"/>
+      <w:lvlJc w:val="left"/>
+      <w:pPr>
+        <w:tabs>
+          <w:tab w:val="num" w:pos="1440"/>
+        </w:tabs>
+        <w:ind w:left="1440" w:hanging="360"/>
+      </w:pPr>
+      <w:rPr>
+        <w:rFonts w:ascii="Courier New" w:hAnsi="Courier New" w:hint="default"/>
+        <w:sz w:val="20"/>
+      </w:rPr>
+    </w:lvl>
+    <w:lvl w:ilvl="2" w:tentative="1">
+      <w:start w:val="1"/>
+      <w:numFmt w:val="bullet"/>
+      <w:lvlText w:val=""/>
+      <w:lvlJc w:val="left"/>
+      <w:pPr>
+        <w:tabs>
+          <w:tab w:val="num" w:pos="2160"/>
+        </w:tabs>
+        <w:ind w:left="2160" w:hanging="360"/>
+      </w:pPr>
+      <w:rPr>
+        <w:rFonts w:ascii="Wingdings" w:hAnsi="Wingdings" w:hint="default"/>
+        <w:sz w:val="20"/>
+      </w:rPr>
+    </w:lvl>
+    <w:lvl w:ilvl="3" w:tentative="1">
+      <w:start w:val="1"/>
+      <w:numFmt w:val="bullet"/>
+      <w:lvlText w:val=""/>
+      <w:lvlJc w:val="left"/>
+      <w:pPr>
+        <w:tabs>
+          <w:tab w:val="num" w:pos="2880"/>
+        </w:tabs>
+        <w:ind w:left="2880" w:hanging="360"/>
+      </w:pPr>
+      <w:rPr>
+        <w:rFonts w:ascii="Wingdings" w:hAnsi="Wingdings" w:hint="default"/>
+        <w:sz w:val="20"/>
+      </w:rPr>
+    </w:lvl>
+    <w:lvl w:ilvl="4" w:tentative="1">
+      <w:start w:val="1"/>
+      <w:numFmt w:val="bullet"/>
+      <w:lvlText w:val=""/>
+      <w:lvlJc w:val="left"/>
+      <w:pPr>
+        <w:tabs>
+          <w:tab w:val="num" w:pos="3600"/>
+        </w:tabs>
+        <w:ind w:left="3600" w:hanging="360"/>
+      </w:pPr>
+      <w:rPr>
+        <w:rFonts w:ascii="Wingdings" w:hAnsi="Wingdings" w:hint="default"/>
+        <w:sz w:val="20"/>
+      </w:rPr>
+    </w:lvl>
+    <w:lvl w:ilvl="5" w:tentative="1">
+      <w:start w:val="1"/>
+      <w:numFmt w:val="bullet"/>
+      <w:lvlText w:val=""/>
+      <w:lvlJc w:val="left"/>
+      <w:pPr>
+        <w:tabs>
+          <w:tab w:val="num" w:pos="4320"/>
+        </w:tabs>
+        <w:ind w:left="4320" w:hanging="360"/>
+      </w:pPr>
+      <w:rPr>
+        <w:rFonts w:ascii="Wingdings" w:hAnsi="Wingdings" w:hint="default"/>
+        <w:sz w:val="20"/>
+      </w:rPr>
+    </w:lvl>
+    <w:lvl w:ilvl="6" w:tentative="1">
+      <w:start w:val="1"/>
+      <w:numFmt w:val="bullet"/>
+      <w:lvlText w:val=""/>
+      <w:lvlJc w:val="left"/>
+      <w:pPr>
+        <w:tabs>
+          <w:tab w:val="num" w:pos="5040"/>
+        </w:tabs>
+        <w:ind w:left="5040" w:hanging="360"/>
+      </w:pPr>
+      <w:rPr>
+        <w:rFonts w:ascii="Wingdings" w:hAnsi="Wingdings" w:hint="default"/>
+        <w:sz w:val="20"/>
+      </w:rPr>
+    </w:lvl>
+    <w:lvl w:ilvl="7" w:tentative="1">
+      <w:start w:val="1"/>
+      <w:numFmt w:val="bullet"/>
+      <w:lvlText w:val=""/>
+      <w:lvlJc w:val="left"/>
+      <w:pPr>
+        <w:tabs>
+          <w:tab w:val="num" w:pos="5760"/>
+        </w:tabs>
+        <w:ind w:left="5760" w:hanging="360"/>
+      </w:pPr>
+      <w:rPr>
+        <w:rFonts w:ascii="Wingdings" w:hAnsi="Wingdings" w:hint="default"/>
+        <w:sz w:val="20"/>
+      </w:rPr>
+    </w:lvl>
+    <w:lvl w:ilvl="8" w:tentative="1">
+      <w:start w:val="1"/>
+      <w:numFmt w:val="bullet"/>
+      <w:lvlText w:val=""/>
+      <w:lvlJc w:val="left"/>
+      <w:pPr>
+        <w:tabs>
+          <w:tab w:val="num" w:pos="6480"/>
+        </w:tabs>
+        <w:ind w:left="6480" w:hanging="360"/>
+      </w:pPr>
+      <w:rPr>
+        <w:rFonts w:ascii="Wingdings" w:hAnsi="Wingdings" w:hint="default"/>
+        <w:sz w:val="20"/>
+      </w:rPr>
+    </w:lvl>
+  </w:abstractNum>
+  <w:abstractNum w:abstractNumId="9" w15:restartNumberingAfterBreak="0">
     <w:nsid w:val="51753D3E"/>
     <w:multiLevelType w:val="hybridMultilevel"/>
     <w:tmpl w:val="47D0796C"/>
@@ -3159,7 +3742,120 @@
       </w:rPr>
     </w:lvl>
   </w:abstractNum>
-  <w:abstractNum w:abstractNumId="8" w15:restartNumberingAfterBreak="0">
+  <w:abstractNum w:abstractNumId="10" w15:restartNumberingAfterBreak="0">
+    <w:nsid w:val="51951ABD"/>
+    <w:multiLevelType w:val="hybridMultilevel"/>
+    <w:tmpl w:val="4732AFF6"/>
+    <w:lvl w:ilvl="0" w:tplc="040C0001">
+      <w:start w:val="1"/>
+      <w:numFmt w:val="bullet"/>
+      <w:lvlText w:val=""/>
+      <w:lvlJc w:val="left"/>
+      <w:pPr>
+        <w:ind w:left="770" w:hanging="360"/>
+      </w:pPr>
+      <w:rPr>
+        <w:rFonts w:ascii="Symbol" w:hAnsi="Symbol" w:hint="default"/>
+      </w:rPr>
+    </w:lvl>
+    <w:lvl w:ilvl="1" w:tplc="040C0003" w:tentative="1">
+      <w:start w:val="1"/>
+      <w:numFmt w:val="bullet"/>
+      <w:lvlText w:val="o"/>
+      <w:lvlJc w:val="left"/>
+      <w:pPr>
+        <w:ind w:left="1490" w:hanging="360"/>
+      </w:pPr>
+      <w:rPr>
+        <w:rFonts w:ascii="Courier New" w:hAnsi="Courier New" w:cs="Courier New" w:hint="default"/>
+      </w:rPr>
+    </w:lvl>
+    <w:lvl w:ilvl="2" w:tplc="040C0005" w:tentative="1">
+      <w:start w:val="1"/>
+      <w:numFmt w:val="bullet"/>
+      <w:lvlText w:val=""/>
+      <w:lvlJc w:val="left"/>
+      <w:pPr>
+        <w:ind w:left="2210" w:hanging="360"/>
+      </w:pPr>
+      <w:rPr>
+        <w:rFonts w:ascii="Wingdings" w:hAnsi="Wingdings" w:hint="default"/>
+      </w:rPr>
+    </w:lvl>
+    <w:lvl w:ilvl="3" w:tplc="040C0001" w:tentative="1">
+      <w:start w:val="1"/>
+      <w:numFmt w:val="bullet"/>
+      <w:lvlText w:val=""/>
+      <w:lvlJc w:val="left"/>
+      <w:pPr>
+        <w:ind w:left="2930" w:hanging="360"/>
+      </w:pPr>
+      <w:rPr>
+        <w:rFonts w:ascii="Symbol" w:hAnsi="Symbol" w:hint="default"/>
+      </w:rPr>
+    </w:lvl>
+    <w:lvl w:ilvl="4" w:tplc="040C0003" w:tentative="1">
+      <w:start w:val="1"/>
+      <w:numFmt w:val="bullet"/>
+      <w:lvlText w:val="o"/>
+      <w:lvlJc w:val="left"/>
+      <w:pPr>
+        <w:ind w:left="3650" w:hanging="360"/>
+      </w:pPr>
+      <w:rPr>
+        <w:rFonts w:ascii="Courier New" w:hAnsi="Courier New" w:cs="Courier New" w:hint="default"/>
+      </w:rPr>
+    </w:lvl>
+    <w:lvl w:ilvl="5" w:tplc="040C0005" w:tentative="1">
+      <w:start w:val="1"/>
+      <w:numFmt w:val="bullet"/>
+      <w:lvlText w:val=""/>
+      <w:lvlJc w:val="left"/>
+      <w:pPr>
+        <w:ind w:left="4370" w:hanging="360"/>
+      </w:pPr>
+      <w:rPr>
+        <w:rFonts w:ascii="Wingdings" w:hAnsi="Wingdings" w:hint="default"/>
+      </w:rPr>
+    </w:lvl>
+    <w:lvl w:ilvl="6" w:tplc="040C0001" w:tentative="1">
+      <w:start w:val="1"/>
+      <w:numFmt w:val="bullet"/>
+      <w:lvlText w:val=""/>
+      <w:lvlJc w:val="left"/>
+      <w:pPr>
+        <w:ind w:left="5090" w:hanging="360"/>
+      </w:pPr>
+      <w:rPr>
+        <w:rFonts w:ascii="Symbol" w:hAnsi="Symbol" w:hint="default"/>
+      </w:rPr>
+    </w:lvl>
+    <w:lvl w:ilvl="7" w:tplc="040C0003" w:tentative="1">
+      <w:start w:val="1"/>
+      <w:numFmt w:val="bullet"/>
+      <w:lvlText w:val="o"/>
+      <w:lvlJc w:val="left"/>
+      <w:pPr>
+        <w:ind w:left="5810" w:hanging="360"/>
+      </w:pPr>
+      <w:rPr>
+        <w:rFonts w:ascii="Courier New" w:hAnsi="Courier New" w:cs="Courier New" w:hint="default"/>
+      </w:rPr>
+    </w:lvl>
+    <w:lvl w:ilvl="8" w:tplc="040C0005" w:tentative="1">
+      <w:start w:val="1"/>
+      <w:numFmt w:val="bullet"/>
+      <w:lvlText w:val=""/>
+      <w:lvlJc w:val="left"/>
+      <w:pPr>
+        <w:ind w:left="6530" w:hanging="360"/>
+      </w:pPr>
+      <w:rPr>
+        <w:rFonts w:ascii="Wingdings" w:hAnsi="Wingdings" w:hint="default"/>
+      </w:rPr>
+    </w:lvl>
+  </w:abstractNum>
+  <w:abstractNum w:abstractNumId="11" w15:restartNumberingAfterBreak="0">
     <w:nsid w:val="5A2346D6"/>
     <w:multiLevelType w:val="multilevel"/>
     <w:tmpl w:val="74708842"/>
@@ -3272,7 +3968,7 @@
       </w:pPr>
     </w:lvl>
   </w:abstractNum>
-  <w:abstractNum w:abstractNumId="9" w15:restartNumberingAfterBreak="0">
+  <w:abstractNum w:abstractNumId="12" w15:restartNumberingAfterBreak="0">
     <w:nsid w:val="7CEB26BB"/>
     <w:multiLevelType w:val="hybridMultilevel"/>
     <w:tmpl w:val="2CB69DEE"/>
@@ -3362,19 +4058,19 @@
     </w:lvl>
   </w:abstractNum>
   <w:num w:numId="1" w16cid:durableId="1568956149">
+    <w:abstractNumId w:val="12"/>
+  </w:num>
+  <w:num w:numId="2" w16cid:durableId="48189166">
+    <w:abstractNumId w:val="6"/>
+  </w:num>
+  <w:num w:numId="3" w16cid:durableId="27721776">
     <w:abstractNumId w:val="9"/>
   </w:num>
-  <w:num w:numId="2" w16cid:durableId="48189166">
+  <w:num w:numId="4" w16cid:durableId="2115396278">
     <w:abstractNumId w:val="5"/>
   </w:num>
-  <w:num w:numId="3" w16cid:durableId="27721776">
+  <w:num w:numId="5" w16cid:durableId="197477822">
     <w:abstractNumId w:val="7"/>
-  </w:num>
-  <w:num w:numId="4" w16cid:durableId="2115396278">
-    <w:abstractNumId w:val="4"/>
-  </w:num>
-  <w:num w:numId="5" w16cid:durableId="197477822">
-    <w:abstractNumId w:val="6"/>
   </w:num>
   <w:num w:numId="6" w16cid:durableId="688990630">
     <w:abstractNumId w:val="0"/>
@@ -3383,13 +4079,22 @@
     <w:abstractNumId w:val="2"/>
   </w:num>
   <w:num w:numId="8" w16cid:durableId="2022927068">
-    <w:abstractNumId w:val="8"/>
+    <w:abstractNumId w:val="11"/>
   </w:num>
   <w:num w:numId="9" w16cid:durableId="76294282">
-    <w:abstractNumId w:val="3"/>
+    <w:abstractNumId w:val="4"/>
   </w:num>
   <w:num w:numId="10" w16cid:durableId="129249502">
     <w:abstractNumId w:val="1"/>
+  </w:num>
+  <w:num w:numId="11" w16cid:durableId="217474287">
+    <w:abstractNumId w:val="8"/>
+  </w:num>
+  <w:num w:numId="12" w16cid:durableId="796485296">
+    <w:abstractNumId w:val="3"/>
+  </w:num>
+  <w:num w:numId="13" w16cid:durableId="1676952502">
+    <w:abstractNumId w:val="10"/>
   </w:num>
 </w:numbering>
 </file>

--- a/Etat de l'art/Recheches/TypeInputEtUsecase2D .docx
+++ b/Etat de l'art/Recheches/TypeInputEtUsecase2D .docx
@@ -2248,13 +2248,7 @@
         <w:rPr>
           <w:lang w:val="fr-FR" w:eastAsia="es-AR"/>
         </w:rPr>
-        <w:t>Plans</w:t>
-      </w:r>
-      <w:r>
-        <w:rPr>
-          <w:lang w:val="fr-FR" w:eastAsia="es-AR"/>
-        </w:rPr>
-        <w:t xml:space="preserve"> raster</w:t>
+        <w:t>Plans raster</w:t>
       </w:r>
     </w:p>
     <w:p>
@@ -2335,14 +2329,12 @@
           <w:lang w:val="fr-FR" w:eastAsia="es-AR"/>
         </w:rPr>
       </w:pPr>
-      <w:proofErr w:type="gramStart"/>
-      <w:r>
-        <w:rPr>
-          <w:lang w:val="fr-FR" w:eastAsia="es-AR"/>
-        </w:rPr>
-        <w:t>Dataset:</w:t>
-      </w:r>
-      <w:proofErr w:type="gramEnd"/>
+      <w:r>
+        <w:rPr>
+          <w:lang w:val="fr-FR" w:eastAsia="es-AR"/>
+        </w:rPr>
+        <w:t>Dataset :</w:t>
+      </w:r>
       <w:r>
         <w:rPr>
           <w:lang w:val="fr-FR" w:eastAsia="es-AR"/>
@@ -4706,6 +4698,7 @@
   <w:style w:type="character" w:default="1" w:styleId="Policepardfaut">
     <w:name w:val="Default Paragraph Font"/>
     <w:uiPriority w:val="1"/>
+    <w:semiHidden/>
     <w:unhideWhenUsed/>
   </w:style>
   <w:style w:type="table" w:default="1" w:styleId="TableauNormal">
